--- a/files/omobolanle_dev.docx
+++ b/files/omobolanle_dev.docx
@@ -16,6 +16,7 @@
         <w:spacing w:after="0" w:before="120" w:line="240" w:lineRule="auto"/>
         <w:rPr>
           <w:rFonts w:ascii="Open Sans" w:cs="Open Sans" w:eastAsia="Open Sans" w:hAnsi="Open Sans"/>
+          <w:color w:val="000000"/>
           <w:sz w:val="10"/>
           <w:szCs w:val="10"/>
         </w:rPr>
@@ -139,7 +140,6 @@
               <w:r>
                 <w:rPr>
                   <w:rFonts w:ascii="Open Sans" w:cs="Open Sans" w:eastAsia="Open Sans" w:hAnsi="Open Sans"/>
-                  <w:color w:val="1155cc"/>
                   <w:sz w:val="16"/>
                   <w:szCs w:val="16"/>
                   <w:u w:val="single"/>
@@ -191,7 +191,6 @@
               <w:r>
                 <w:rPr>
                   <w:rFonts w:ascii="Open Sans" w:cs="Open Sans" w:eastAsia="Open Sans" w:hAnsi="Open Sans"/>
-                  <w:color w:val="1155cc"/>
                   <w:sz w:val="16"/>
                   <w:szCs w:val="16"/>
                   <w:u w:val="single"/>
@@ -227,7 +226,6 @@
             <w:r>
               <w:rPr>
                 <w:rFonts w:ascii="Open Sans" w:cs="Open Sans" w:eastAsia="Open Sans" w:hAnsi="Open Sans"/>
-                <w:color w:val="000000"/>
                 <w:sz w:val="16"/>
                 <w:szCs w:val="16"/>
                 <w:rtl w:val="0"/>
@@ -238,7 +236,6 @@
               <w:r>
                 <w:rPr>
                   <w:rFonts w:ascii="Open Sans" w:cs="Open Sans" w:eastAsia="Open Sans" w:hAnsi="Open Sans"/>
-                  <w:color w:val="000000"/>
                   <w:sz w:val="16"/>
                   <w:szCs w:val="16"/>
                   <w:rtl w:val="0"/>
@@ -250,7 +247,6 @@
               <w:r>
                 <w:rPr>
                   <w:rFonts w:ascii="Open Sans" w:cs="Open Sans" w:eastAsia="Open Sans" w:hAnsi="Open Sans"/>
-                  <w:color w:val="1155cc"/>
                   <w:sz w:val="16"/>
                   <w:szCs w:val="16"/>
                   <w:u w:val="single"/>
@@ -465,6 +461,7 @@
               <w:shd w:fill="auto" w:val="clear"/>
               <w:spacing w:after="0" w:before="120" w:line="240" w:lineRule="auto"/>
               <w:rPr>
+                <w:color w:val="000000"/>
                 <w:sz w:val="16"/>
                 <w:szCs w:val="16"/>
               </w:rPr>
@@ -473,6 +470,7 @@
             <w:bookmarkEnd w:id="4"/>
             <w:r>
               <w:rPr>
+                <w:color w:val="000000"/>
                 <w:sz w:val="16"/>
                 <w:szCs w:val="16"/>
                 <w:rtl w:val="0"/>
@@ -732,6 +730,7 @@
               <w:spacing w:after="0" w:before="120" w:line="240" w:lineRule="auto"/>
               <w:rPr>
                 <w:rFonts w:ascii="Open Sans" w:cs="Open Sans" w:eastAsia="Open Sans" w:hAnsi="Open Sans"/>
+                <w:color w:val="000000"/>
                 <w:sz w:val="16"/>
                 <w:szCs w:val="16"/>
               </w:rPr>
@@ -755,7 +754,7 @@
               <w:shd w:fill="auto" w:val="clear"/>
               <w:spacing w:after="0" w:before="120" w:line="240" w:lineRule="auto"/>
               <w:rPr>
-                <w:color w:val="b7b7b7"/>
+                <w:color w:val="000000"/>
                 <w:sz w:val="16"/>
                 <w:szCs w:val="16"/>
               </w:rPr>
@@ -764,16 +763,12 @@
             <w:bookmarkEnd w:id="5"/>
             <w:r>
               <w:rPr>
+                <w:color w:val="000000"/>
                 <w:sz w:val="16"/>
                 <w:szCs w:val="16"/>
                 <w:rtl w:val="0"/>
               </w:rPr>
               <w:t xml:space="preserve">EDUCATION</w:t>
-            </w:r>
-            <w:r>
-              <w:rPr>
-                <w:rtl w:val="0"/>
-              </w:rPr>
             </w:r>
           </w:p>
           <w:p>
@@ -1041,6 +1036,7 @@
               <w:spacing w:after="0" w:before="120" w:line="240" w:lineRule="auto"/>
               <w:rPr>
                 <w:rFonts w:ascii="Open Sans" w:cs="Open Sans" w:eastAsia="Open Sans" w:hAnsi="Open Sans"/>
+                <w:color w:val="000000"/>
                 <w:sz w:val="16"/>
                 <w:szCs w:val="16"/>
               </w:rPr>
@@ -1064,6 +1060,7 @@
               <w:shd w:fill="auto" w:val="clear"/>
               <w:spacing w:after="0" w:before="120" w:line="240" w:lineRule="auto"/>
               <w:rPr>
+                <w:color w:val="000000"/>
                 <w:sz w:val="16"/>
                 <w:szCs w:val="16"/>
               </w:rPr>
@@ -1072,6 +1069,7 @@
             <w:bookmarkEnd w:id="11"/>
             <w:r>
               <w:rPr>
+                <w:color w:val="000000"/>
                 <w:sz w:val="16"/>
                 <w:szCs w:val="16"/>
                 <w:rtl w:val="0"/>
@@ -1542,156 +1540,15 @@
               </w:rPr>
               <w:t xml:space="preserve">, including hashing passwords, securing API keys, and using JWT for authentication.</w:t>
             </w:r>
-          </w:p>
-          <w:p>
-            <w:pPr>
-              <w:spacing w:after="240" w:before="240" w:line="276" w:lineRule="auto"/>
-              <w:ind w:left="720" w:right="0" w:firstLine="0"/>
-              <w:rPr>
-                <w:rFonts w:ascii="Open Sans" w:cs="Open Sans" w:eastAsia="Open Sans" w:hAnsi="Open Sans"/>
-                <w:b w:val="1"/>
-                <w:color w:val="000000"/>
-              </w:rPr>
-            </w:pPr>
-            <w:r>
-              <w:rPr>
-                <w:rtl w:val="0"/>
-              </w:rPr>
-            </w:r>
-          </w:p>
-          <w:p>
-            <w:pPr>
-              <w:numPr>
-                <w:ilvl w:val="0"/>
-                <w:numId w:val="3"/>
-              </w:numPr>
-              <w:spacing w:after="0" w:before="0" w:line="276" w:lineRule="auto"/>
-              <w:ind w:left="720" w:right="0" w:hanging="360"/>
-              <w:rPr>
-                <w:rFonts w:ascii="Open Sans" w:cs="Open Sans" w:eastAsia="Open Sans" w:hAnsi="Open Sans"/>
-                <w:b w:val="1"/>
-                <w:color w:val="000000"/>
-                <w:sz w:val="20"/>
-                <w:szCs w:val="20"/>
-              </w:rPr>
-            </w:pPr>
-            <w:r>
-              <w:rPr>
-                <w:rFonts w:ascii="Open Sans" w:cs="Open Sans" w:eastAsia="Open Sans" w:hAnsi="Open Sans"/>
-                <w:b w:val="1"/>
-                <w:color w:val="000000"/>
-                <w:sz w:val="20"/>
-                <w:szCs w:val="20"/>
-                <w:u w:val="none"/>
-                <w:rtl w:val="0"/>
-              </w:rPr>
-              <w:t xml:space="preserve">Node.js Todo Application</w:t>
-            </w:r>
-          </w:p>
-          <w:p>
-            <w:pPr>
-              <w:spacing w:after="0" w:before="0" w:line="276" w:lineRule="auto"/>
-              <w:ind w:right="0"/>
-              <w:rPr>
-                <w:rFonts w:ascii="Open Sans" w:cs="Open Sans" w:eastAsia="Open Sans" w:hAnsi="Open Sans"/>
-                <w:color w:val="000000"/>
-                <w:sz w:val="16"/>
-                <w:szCs w:val="16"/>
-              </w:rPr>
-            </w:pPr>
-            <w:r>
-              <w:rPr>
-                <w:rFonts w:ascii="Open Sans" w:cs="Open Sans" w:eastAsia="Open Sans" w:hAnsi="Open Sans"/>
-                <w:color w:val="000000"/>
-                <w:sz w:val="22"/>
-                <w:szCs w:val="22"/>
-                <w:rtl w:val="0"/>
-              </w:rPr>
-              <w:t xml:space="preserve">Tech Stack</w:t>
-            </w:r>
-            <w:r>
-              <w:rPr>
-                <w:rFonts w:ascii="Open Sans" w:cs="Open Sans" w:eastAsia="Open Sans" w:hAnsi="Open Sans"/>
-                <w:color w:val="000000"/>
-                <w:sz w:val="16"/>
-                <w:szCs w:val="16"/>
-                <w:rtl w:val="0"/>
-              </w:rPr>
-              <w:t xml:space="preserve">: Node.js, Express.js, EJS</w:t>
-            </w:r>
-          </w:p>
-          <w:p>
-            <w:pPr>
-              <w:spacing w:after="0" w:before="0" w:line="276" w:lineRule="auto"/>
-              <w:ind w:right="0"/>
-              <w:rPr>
-                <w:rFonts w:ascii="Open Sans" w:cs="Open Sans" w:eastAsia="Open Sans" w:hAnsi="Open Sans"/>
-                <w:color w:val="000000"/>
-                <w:sz w:val="16"/>
-                <w:szCs w:val="16"/>
-              </w:rPr>
-            </w:pPr>
-            <w:r>
-              <w:rPr>
-                <w:rFonts w:ascii="Open Sans" w:cs="Open Sans" w:eastAsia="Open Sans" w:hAnsi="Open Sans"/>
-                <w:color w:val="000000"/>
-                <w:sz w:val="16"/>
-                <w:szCs w:val="16"/>
-                <w:rtl w:val="0"/>
-              </w:rPr>
-              <w:t xml:space="preserve">Developed a simple, yet functional task management app.</w:t>
-            </w:r>
-          </w:p>
-          <w:p>
-            <w:pPr>
-              <w:numPr>
-                <w:ilvl w:val="0"/>
-                <w:numId w:val="12"/>
-              </w:numPr>
-              <w:spacing w:after="0" w:before="0" w:line="276" w:lineRule="auto"/>
-              <w:ind w:left="720" w:right="0" w:hanging="360"/>
-              <w:rPr>
-                <w:rFonts w:ascii="Open Sans" w:cs="Open Sans" w:eastAsia="Open Sans" w:hAnsi="Open Sans"/>
-                <w:color w:val="000000"/>
-                <w:sz w:val="16"/>
-                <w:szCs w:val="16"/>
-              </w:rPr>
-            </w:pPr>
-            <w:r>
-              <w:rPr>
-                <w:rFonts w:ascii="Open Sans" w:cs="Open Sans" w:eastAsia="Open Sans" w:hAnsi="Open Sans"/>
-                <w:color w:val="000000"/>
-                <w:sz w:val="16"/>
-                <w:szCs w:val="16"/>
-                <w:rtl w:val="0"/>
-              </w:rPr>
-              <w:t xml:space="preserve">Implemented full CRUD operations with a clean user interface.</w:t>
-            </w:r>
-          </w:p>
-          <w:p>
-            <w:pPr>
-              <w:numPr>
-                <w:ilvl w:val="0"/>
-                <w:numId w:val="12"/>
-              </w:numPr>
-              <w:spacing w:after="0" w:before="0" w:line="276" w:lineRule="auto"/>
-              <w:ind w:left="720" w:right="0" w:hanging="360"/>
-              <w:rPr>
-                <w:rFonts w:ascii="Open Sans" w:cs="Open Sans" w:eastAsia="Open Sans" w:hAnsi="Open Sans"/>
-                <w:color w:val="000000"/>
-                <w:sz w:val="16"/>
-                <w:szCs w:val="16"/>
-              </w:rPr>
-            </w:pPr>
-            <w:r>
-              <w:rPr>
-                <w:rFonts w:ascii="Open Sans" w:cs="Open Sans" w:eastAsia="Open Sans" w:hAnsi="Open Sans"/>
-                <w:color w:val="000000"/>
-                <w:sz w:val="16"/>
-                <w:szCs w:val="16"/>
-                <w:rtl w:val="0"/>
-              </w:rPr>
-              <w:t xml:space="preserve">Handled server-side logic using Node.js and Express.js.</w:t>
+            <w:r>
+              <w:rPr>
+                <w:rFonts w:ascii="Open Sans" w:cs="Open Sans" w:eastAsia="Open Sans" w:hAnsi="Open Sans"/>
+                <w:color w:val="000000"/>
+                <w:sz w:val="16"/>
+                <w:szCs w:val="16"/>
+                <w:rtl w:val="0"/>
+              </w:rPr>
+              <w:t xml:space="preserve">.</w:t>
             </w:r>
           </w:p>
           <w:p>
@@ -1732,8 +1589,6 @@
                 <w:rFonts w:ascii="Open Sans" w:cs="Open Sans" w:eastAsia="Open Sans" w:hAnsi="Open Sans"/>
                 <w:b w:val="1"/>
                 <w:color w:val="000000"/>
-                <w:sz w:val="22"/>
-                <w:szCs w:val="22"/>
               </w:rPr>
             </w:pPr>
             <w:r>
@@ -1999,7 +1854,7 @@
             <w:pPr>
               <w:numPr>
                 <w:ilvl w:val="0"/>
-                <w:numId w:val="8"/>
+                <w:numId w:val="9"/>
               </w:numPr>
               <w:spacing w:after="0" w:before="0" w:line="276" w:lineRule="auto"/>
               <w:ind w:left="720" w:right="0" w:hanging="360"/>
@@ -2025,7 +1880,7 @@
             <w:pPr>
               <w:numPr>
                 <w:ilvl w:val="0"/>
-                <w:numId w:val="8"/>
+                <w:numId w:val="9"/>
               </w:numPr>
               <w:spacing w:after="0" w:before="0" w:line="276" w:lineRule="auto"/>
               <w:ind w:left="720" w:right="0" w:hanging="360"/>
@@ -2045,6 +1900,329 @@
                 <w:rtl w:val="0"/>
               </w:rPr>
               <w:t xml:space="preserve">Built an admin dashboard to manage users and products.</w:t>
+            </w:r>
+          </w:p>
+          <w:p>
+            <w:pPr>
+              <w:spacing w:after="0" w:before="0" w:line="276" w:lineRule="auto"/>
+              <w:ind w:left="720" w:right="0" w:firstLine="0"/>
+              <w:rPr>
+                <w:rFonts w:ascii="Open Sans" w:cs="Open Sans" w:eastAsia="Open Sans" w:hAnsi="Open Sans"/>
+                <w:color w:val="000000"/>
+                <w:sz w:val="16"/>
+                <w:szCs w:val="16"/>
+              </w:rPr>
+            </w:pPr>
+            <w:r>
+              <w:rPr>
+                <w:rtl w:val="0"/>
+              </w:rPr>
+            </w:r>
+          </w:p>
+          <w:p>
+            <w:pPr>
+              <w:pStyle w:val="Heading4"/>
+              <w:keepNext w:val="0"/>
+              <w:keepLines w:val="0"/>
+              <w:spacing w:after="0" w:before="0" w:line="276" w:lineRule="auto"/>
+              <w:rPr>
+                <w:rFonts w:ascii="Open Sans" w:cs="Open Sans" w:eastAsia="Open Sans" w:hAnsi="Open Sans"/>
+                <w:b w:val="1"/>
+                <w:color w:val="000000"/>
+                <w:u w:val="none"/>
+              </w:rPr>
+            </w:pPr>
+            <w:bookmarkStart w:colFirst="0" w:colLast="0" w:name="_cxy5b8ppgqai" w:id="13"/>
+            <w:bookmarkEnd w:id="13"/>
+            <w:r>
+              <w:rPr>
+                <w:rFonts w:ascii="Open Sans" w:cs="Open Sans" w:eastAsia="Open Sans" w:hAnsi="Open Sans"/>
+                <w:b w:val="1"/>
+                <w:color w:val="000000"/>
+                <w:u w:val="none"/>
+                <w:rtl w:val="0"/>
+              </w:rPr>
+              <w:t xml:space="preserve">      5.  </w:t>
+            </w:r>
+            <w:r>
+              <w:rPr>
+                <w:rFonts w:ascii="Open Sans" w:cs="Open Sans" w:eastAsia="Open Sans" w:hAnsi="Open Sans"/>
+                <w:b w:val="1"/>
+                <w:color w:val="000000"/>
+                <w:u w:val="none"/>
+                <w:rtl w:val="0"/>
+              </w:rPr>
+              <w:t xml:space="preserve"> SaaS Application with Django, Stripe, and Neon PostgreSQL</w:t>
+            </w:r>
+          </w:p>
+          <w:p>
+            <w:pPr>
+              <w:spacing w:after="0" w:before="0" w:line="276" w:lineRule="auto"/>
+              <w:ind w:right="0"/>
+              <w:rPr>
+                <w:rFonts w:ascii="Open Sans" w:cs="Open Sans" w:eastAsia="Open Sans" w:hAnsi="Open Sans"/>
+                <w:color w:val="000000"/>
+                <w:sz w:val="16"/>
+                <w:szCs w:val="16"/>
+              </w:rPr>
+            </w:pPr>
+            <w:r>
+              <w:rPr>
+                <w:rFonts w:ascii="Open Sans" w:cs="Open Sans" w:eastAsia="Open Sans" w:hAnsi="Open Sans"/>
+                <w:b w:val="1"/>
+                <w:color w:val="000000"/>
+                <w:sz w:val="20"/>
+                <w:szCs w:val="20"/>
+                <w:rtl w:val="0"/>
+              </w:rPr>
+              <w:t xml:space="preserve">ongoing….</w:t>
+            </w:r>
+            <w:r>
+              <w:rPr>
+                <w:rtl w:val="0"/>
+              </w:rPr>
+            </w:r>
+          </w:p>
+          <w:p>
+            <w:pPr>
+              <w:spacing w:after="0" w:before="0" w:line="276" w:lineRule="auto"/>
+              <w:ind w:right="0"/>
+              <w:rPr>
+                <w:rFonts w:ascii="Open Sans" w:cs="Open Sans" w:eastAsia="Open Sans" w:hAnsi="Open Sans"/>
+                <w:color w:val="000000"/>
+                <w:sz w:val="16"/>
+                <w:szCs w:val="16"/>
+              </w:rPr>
+            </w:pPr>
+            <w:r>
+              <w:rPr>
+                <w:rFonts w:ascii="Open Sans" w:cs="Open Sans" w:eastAsia="Open Sans" w:hAnsi="Open Sans"/>
+                <w:b w:val="1"/>
+                <w:color w:val="000000"/>
+                <w:sz w:val="16"/>
+                <w:szCs w:val="16"/>
+                <w:rtl w:val="0"/>
+              </w:rPr>
+              <w:t xml:space="preserve">Description:</w:t>
+            </w:r>
+            <w:r>
+              <w:rPr>
+                <w:rFonts w:ascii="Open Sans" w:cs="Open Sans" w:eastAsia="Open Sans" w:hAnsi="Open Sans"/>
+                <w:color w:val="000000"/>
+                <w:sz w:val="16"/>
+                <w:szCs w:val="16"/>
+                <w:rtl w:val="0"/>
+              </w:rPr>
+              <w:t xml:space="preserve"> Developed a cloud-based SaaS application using Django for the backend, optimized with a Neon PostgreSQL database, and hosted on Railway. Integrated Stripe for secure, scalable payment processing. Leveraged AWS S3 for robust static file management, ensuring efficient media handling and scalability.</w:t>
+            </w:r>
+          </w:p>
+          <w:p>
+            <w:pPr>
+              <w:spacing w:after="0" w:before="0" w:line="276" w:lineRule="auto"/>
+              <w:ind w:right="0"/>
+              <w:rPr>
+                <w:rFonts w:ascii="Open Sans" w:cs="Open Sans" w:eastAsia="Open Sans" w:hAnsi="Open Sans"/>
+                <w:b w:val="1"/>
+                <w:color w:val="000000"/>
+                <w:sz w:val="16"/>
+                <w:szCs w:val="16"/>
+              </w:rPr>
+            </w:pPr>
+            <w:r>
+              <w:rPr>
+                <w:rFonts w:ascii="Open Sans" w:cs="Open Sans" w:eastAsia="Open Sans" w:hAnsi="Open Sans"/>
+                <w:b w:val="1"/>
+                <w:color w:val="000000"/>
+                <w:sz w:val="16"/>
+                <w:szCs w:val="16"/>
+                <w:rtl w:val="0"/>
+              </w:rPr>
+              <w:t xml:space="preserve">Technical Highlights:</w:t>
+            </w:r>
+          </w:p>
+          <w:p>
+            <w:pPr>
+              <w:numPr>
+                <w:ilvl w:val="0"/>
+                <w:numId w:val="7"/>
+              </w:numPr>
+              <w:spacing w:after="0" w:before="0" w:line="276" w:lineRule="auto"/>
+              <w:ind w:left="720" w:right="0" w:hanging="360"/>
+              <w:rPr>
+                <w:rFonts w:ascii="Open Sans" w:cs="Open Sans" w:eastAsia="Open Sans" w:hAnsi="Open Sans"/>
+                <w:color w:val="000000"/>
+                <w:sz w:val="16"/>
+                <w:szCs w:val="16"/>
+              </w:rPr>
+            </w:pPr>
+            <w:r>
+              <w:rPr>
+                <w:rFonts w:ascii="Open Sans" w:cs="Open Sans" w:eastAsia="Open Sans" w:hAnsi="Open Sans"/>
+                <w:b w:val="1"/>
+                <w:color w:val="000000"/>
+                <w:sz w:val="16"/>
+                <w:szCs w:val="16"/>
+                <w:rtl w:val="0"/>
+              </w:rPr>
+              <w:t xml:space="preserve">Backend Development:</w:t>
+            </w:r>
+            <w:r>
+              <w:rPr>
+                <w:rFonts w:ascii="Open Sans" w:cs="Open Sans" w:eastAsia="Open Sans" w:hAnsi="Open Sans"/>
+                <w:color w:val="000000"/>
+                <w:sz w:val="16"/>
+                <w:szCs w:val="16"/>
+                <w:rtl w:val="0"/>
+              </w:rPr>
+              <w:t xml:space="preserve"> Implemented Django's RESTful APIs to handle core business logic, authentication, and billing workflows.</w:t>
+            </w:r>
+          </w:p>
+          <w:p>
+            <w:pPr>
+              <w:numPr>
+                <w:ilvl w:val="0"/>
+                <w:numId w:val="7"/>
+              </w:numPr>
+              <w:spacing w:after="0" w:before="0" w:line="276" w:lineRule="auto"/>
+              <w:ind w:left="720" w:right="0" w:hanging="360"/>
+              <w:rPr>
+                <w:rFonts w:ascii="Open Sans" w:cs="Open Sans" w:eastAsia="Open Sans" w:hAnsi="Open Sans"/>
+                <w:color w:val="000000"/>
+                <w:sz w:val="16"/>
+                <w:szCs w:val="16"/>
+              </w:rPr>
+            </w:pPr>
+            <w:r>
+              <w:rPr>
+                <w:rFonts w:ascii="Open Sans" w:cs="Open Sans" w:eastAsia="Open Sans" w:hAnsi="Open Sans"/>
+                <w:b w:val="1"/>
+                <w:color w:val="000000"/>
+                <w:sz w:val="16"/>
+                <w:szCs w:val="16"/>
+                <w:rtl w:val="0"/>
+              </w:rPr>
+              <w:t xml:space="preserve">Database Management:</w:t>
+            </w:r>
+            <w:r>
+              <w:rPr>
+                <w:rFonts w:ascii="Open Sans" w:cs="Open Sans" w:eastAsia="Open Sans" w:hAnsi="Open Sans"/>
+                <w:color w:val="000000"/>
+                <w:sz w:val="16"/>
+                <w:szCs w:val="16"/>
+                <w:rtl w:val="0"/>
+              </w:rPr>
+              <w:t xml:space="preserve"> Configured Neon PostgreSQL with optimized queries for high-speed data retrieval and transactions, maintaining data integrity and performance under load.</w:t>
+            </w:r>
+          </w:p>
+          <w:p>
+            <w:pPr>
+              <w:numPr>
+                <w:ilvl w:val="0"/>
+                <w:numId w:val="7"/>
+              </w:numPr>
+              <w:spacing w:after="0" w:before="0" w:line="276" w:lineRule="auto"/>
+              <w:ind w:left="720" w:right="0" w:hanging="360"/>
+              <w:rPr>
+                <w:rFonts w:ascii="Open Sans" w:cs="Open Sans" w:eastAsia="Open Sans" w:hAnsi="Open Sans"/>
+                <w:color w:val="000000"/>
+                <w:sz w:val="16"/>
+                <w:szCs w:val="16"/>
+              </w:rPr>
+            </w:pPr>
+            <w:r>
+              <w:rPr>
+                <w:rFonts w:ascii="Open Sans" w:cs="Open Sans" w:eastAsia="Open Sans" w:hAnsi="Open Sans"/>
+                <w:b w:val="1"/>
+                <w:color w:val="000000"/>
+                <w:sz w:val="16"/>
+                <w:szCs w:val="16"/>
+                <w:rtl w:val="0"/>
+              </w:rPr>
+              <w:t xml:space="preserve">Deployment Automation:</w:t>
+            </w:r>
+            <w:r>
+              <w:rPr>
+                <w:rFonts w:ascii="Open Sans" w:cs="Open Sans" w:eastAsia="Open Sans" w:hAnsi="Open Sans"/>
+                <w:color w:val="000000"/>
+                <w:sz w:val="16"/>
+                <w:szCs w:val="16"/>
+                <w:rtl w:val="0"/>
+              </w:rPr>
+              <w:t xml:space="preserve"> Set up CI/CD pipelines using GitHub Actions for seamless deployments on Railway, ensuring streamlined updates and continuous integration.</w:t>
+            </w:r>
+          </w:p>
+          <w:p>
+            <w:pPr>
+              <w:numPr>
+                <w:ilvl w:val="0"/>
+                <w:numId w:val="7"/>
+              </w:numPr>
+              <w:spacing w:after="0" w:before="0" w:line="276" w:lineRule="auto"/>
+              <w:ind w:left="720" w:right="0" w:hanging="360"/>
+              <w:rPr>
+                <w:rFonts w:ascii="Open Sans" w:cs="Open Sans" w:eastAsia="Open Sans" w:hAnsi="Open Sans"/>
+                <w:color w:val="000000"/>
+                <w:sz w:val="16"/>
+                <w:szCs w:val="16"/>
+              </w:rPr>
+            </w:pPr>
+            <w:r>
+              <w:rPr>
+                <w:rFonts w:ascii="Open Sans" w:cs="Open Sans" w:eastAsia="Open Sans" w:hAnsi="Open Sans"/>
+                <w:b w:val="1"/>
+                <w:color w:val="000000"/>
+                <w:sz w:val="16"/>
+                <w:szCs w:val="16"/>
+                <w:rtl w:val="0"/>
+              </w:rPr>
+              <w:t xml:space="preserve">UI/UX Design:</w:t>
+            </w:r>
+            <w:r>
+              <w:rPr>
+                <w:rFonts w:ascii="Open Sans" w:cs="Open Sans" w:eastAsia="Open Sans" w:hAnsi="Open Sans"/>
+                <w:color w:val="000000"/>
+                <w:sz w:val="16"/>
+                <w:szCs w:val="16"/>
+                <w:rtl w:val="0"/>
+              </w:rPr>
+              <w:t xml:space="preserve"> Utilized TailwindCSS for a responsive, dynamic frontend that enhances user experience across devices.</w:t>
+            </w:r>
+          </w:p>
+          <w:p>
+            <w:pPr>
+              <w:numPr>
+                <w:ilvl w:val="0"/>
+                <w:numId w:val="7"/>
+              </w:numPr>
+              <w:spacing w:after="0" w:before="0" w:line="276" w:lineRule="auto"/>
+              <w:ind w:left="720" w:right="0" w:hanging="360"/>
+              <w:rPr>
+                <w:rFonts w:ascii="Open Sans" w:cs="Open Sans" w:eastAsia="Open Sans" w:hAnsi="Open Sans"/>
+                <w:color w:val="000000"/>
+                <w:sz w:val="16"/>
+                <w:szCs w:val="16"/>
+              </w:rPr>
+            </w:pPr>
+            <w:r>
+              <w:rPr>
+                <w:rFonts w:ascii="Open Sans" w:cs="Open Sans" w:eastAsia="Open Sans" w:hAnsi="Open Sans"/>
+                <w:b w:val="1"/>
+                <w:color w:val="000000"/>
+                <w:sz w:val="16"/>
+                <w:szCs w:val="16"/>
+                <w:rtl w:val="0"/>
+              </w:rPr>
+              <w:t xml:space="preserve">Scalability &amp; Security:</w:t>
+            </w:r>
+            <w:r>
+              <w:rPr>
+                <w:rFonts w:ascii="Open Sans" w:cs="Open Sans" w:eastAsia="Open Sans" w:hAnsi="Open Sans"/>
+                <w:color w:val="000000"/>
+                <w:sz w:val="16"/>
+                <w:szCs w:val="16"/>
+                <w:rtl w:val="0"/>
+              </w:rPr>
+              <w:t xml:space="preserve"> Designed an architecture that scales dynamically with user growth, employing AWS S3 for cost-effective media storage, and Stripe’s secure API for payment handling.</w:t>
             </w:r>
           </w:p>
           <w:p>
@@ -2084,8 +2262,8 @@
                 <w:u w:val="none"/>
               </w:rPr>
             </w:pPr>
-            <w:bookmarkStart w:colFirst="0" w:colLast="0" w:name="_s02o8qlsigha" w:id="13"/>
-            <w:bookmarkEnd w:id="13"/>
+            <w:bookmarkStart w:colFirst="0" w:colLast="0" w:name="_s02o8qlsigha" w:id="14"/>
+            <w:bookmarkEnd w:id="14"/>
             <w:r>
               <w:rPr>
                 <w:rFonts w:ascii="Open Sans" w:cs="Open Sans" w:eastAsia="Open Sans" w:hAnsi="Open Sans"/>
@@ -2094,7 +2272,7 @@
                 <w:u w:val="none"/>
                 <w:rtl w:val="0"/>
               </w:rPr>
-              <w:t xml:space="preserve">Group Project: Mobile App Design</w:t>
+              <w:t xml:space="preserve">      7.    Group Project: Mobile App Design</w:t>
             </w:r>
           </w:p>
           <w:p>
@@ -2257,14 +2435,16 @@
               <w:shd w:fill="auto" w:val="clear"/>
               <w:spacing w:after="0" w:before="120" w:line="240" w:lineRule="auto"/>
               <w:rPr>
-                <w:sz w:val="16"/>
-                <w:szCs w:val="16"/>
-              </w:rPr>
-            </w:pPr>
-            <w:bookmarkStart w:colFirst="0" w:colLast="0" w:name="_17dp8vu" w:id="14"/>
-            <w:bookmarkEnd w:id="14"/>
-            <w:r>
-              <w:rPr>
+                <w:color w:val="000000"/>
+                <w:sz w:val="16"/>
+                <w:szCs w:val="16"/>
+              </w:rPr>
+            </w:pPr>
+            <w:bookmarkStart w:colFirst="0" w:colLast="0" w:name="_17dp8vu" w:id="15"/>
+            <w:bookmarkEnd w:id="15"/>
+            <w:r>
+              <w:rPr>
+                <w:color w:val="000000"/>
                 <w:sz w:val="16"/>
                 <w:szCs w:val="16"/>
                 <w:rtl w:val="0"/>
@@ -2287,8 +2467,8 @@
                 <w:u w:val="none"/>
               </w:rPr>
             </w:pPr>
-            <w:bookmarkStart w:colFirst="0" w:colLast="0" w:name="_igsuk5g56m85" w:id="15"/>
-            <w:bookmarkEnd w:id="15"/>
+            <w:bookmarkStart w:colFirst="0" w:colLast="0" w:name="_igsuk5g56m85" w:id="16"/>
+            <w:bookmarkEnd w:id="16"/>
             <w:r>
               <w:rPr>
                 <w:rFonts w:ascii="Open Sans" w:cs="Open Sans" w:eastAsia="Open Sans" w:hAnsi="Open Sans"/>
@@ -2306,7 +2486,7 @@
             <w:pPr>
               <w:numPr>
                 <w:ilvl w:val="0"/>
-                <w:numId w:val="7"/>
+                <w:numId w:val="8"/>
               </w:numPr>
               <w:spacing w:after="0" w:before="0" w:line="240" w:lineRule="auto"/>
               <w:ind w:left="720" w:right="0" w:hanging="360"/>
@@ -2342,7 +2522,7 @@
             <w:pPr>
               <w:numPr>
                 <w:ilvl w:val="0"/>
-                <w:numId w:val="7"/>
+                <w:numId w:val="8"/>
               </w:numPr>
               <w:spacing w:after="0" w:before="0" w:line="240" w:lineRule="auto"/>
               <w:ind w:left="720" w:right="0" w:hanging="360"/>
@@ -2378,7 +2558,7 @@
             <w:pPr>
               <w:numPr>
                 <w:ilvl w:val="0"/>
-                <w:numId w:val="7"/>
+                <w:numId w:val="8"/>
               </w:numPr>
               <w:spacing w:after="0" w:before="0" w:line="240" w:lineRule="auto"/>
               <w:ind w:left="720" w:right="0" w:hanging="360"/>
@@ -2414,7 +2594,7 @@
             <w:pPr>
               <w:numPr>
                 <w:ilvl w:val="0"/>
-                <w:numId w:val="9"/>
+                <w:numId w:val="10"/>
               </w:numPr>
               <w:pBdr>
                 <w:top w:space="0" w:sz="0" w:val="nil"/>
@@ -2455,8 +2635,8 @@
                 <w:u w:val="none"/>
               </w:rPr>
             </w:pPr>
-            <w:bookmarkStart w:colFirst="0" w:colLast="0" w:name="_ria35ynktu9u" w:id="16"/>
-            <w:bookmarkEnd w:id="16"/>
+            <w:bookmarkStart w:colFirst="0" w:colLast="0" w:name="_ria35ynktu9u" w:id="17"/>
+            <w:bookmarkEnd w:id="17"/>
             <w:r>
               <w:rPr>
                 <w:rFonts w:ascii="Open Sans" w:cs="Open Sans" w:eastAsia="Open Sans" w:hAnsi="Open Sans"/>
@@ -2474,7 +2654,7 @@
             <w:pPr>
               <w:numPr>
                 <w:ilvl w:val="0"/>
-                <w:numId w:val="10"/>
+                <w:numId w:val="11"/>
               </w:numPr>
               <w:spacing w:after="0" w:before="0" w:line="240" w:lineRule="auto"/>
               <w:ind w:left="720" w:right="0" w:hanging="360"/>
@@ -2510,7 +2690,7 @@
             <w:pPr>
               <w:numPr>
                 <w:ilvl w:val="0"/>
-                <w:numId w:val="10"/>
+                <w:numId w:val="11"/>
               </w:numPr>
               <w:spacing w:after="0" w:before="0" w:line="240" w:lineRule="auto"/>
               <w:ind w:left="720" w:right="0" w:hanging="360"/>
@@ -2539,14 +2719,14 @@
                 <w:szCs w:val="16"/>
                 <w:rtl w:val="0"/>
               </w:rPr>
-              <w:t xml:space="preserve">: MongoDB, Firebase</w:t>
+              <w:t xml:space="preserve">: MongoDB</w:t>
             </w:r>
           </w:p>
           <w:p>
             <w:pPr>
               <w:numPr>
                 <w:ilvl w:val="0"/>
-                <w:numId w:val="9"/>
+                <w:numId w:val="10"/>
               </w:numPr>
               <w:pBdr>
                 <w:top w:space="0" w:sz="0" w:val="nil"/>
@@ -2587,8 +2767,8 @@
                 <w:u w:val="none"/>
               </w:rPr>
             </w:pPr>
-            <w:bookmarkStart w:colFirst="0" w:colLast="0" w:name="_adbftkcy0iru" w:id="17"/>
-            <w:bookmarkEnd w:id="17"/>
+            <w:bookmarkStart w:colFirst="0" w:colLast="0" w:name="_adbftkcy0iru" w:id="18"/>
+            <w:bookmarkEnd w:id="18"/>
             <w:r>
               <w:rPr>
                 <w:rFonts w:ascii="Open Sans" w:cs="Open Sans" w:eastAsia="Open Sans" w:hAnsi="Open Sans"/>
@@ -2680,7 +2860,7 @@
             <w:pPr>
               <w:numPr>
                 <w:ilvl w:val="0"/>
-                <w:numId w:val="9"/>
+                <w:numId w:val="10"/>
               </w:numPr>
               <w:pBdr>
                 <w:top w:space="0" w:sz="0" w:val="nil"/>
@@ -2721,8 +2901,8 @@
                 <w:u w:val="none"/>
               </w:rPr>
             </w:pPr>
-            <w:bookmarkStart w:colFirst="0" w:colLast="0" w:name="_eq0efzp1x2u" w:id="18"/>
-            <w:bookmarkEnd w:id="18"/>
+            <w:bookmarkStart w:colFirst="0" w:colLast="0" w:name="_eq0efzp1x2u" w:id="19"/>
+            <w:bookmarkEnd w:id="19"/>
             <w:r>
               <w:rPr>
                 <w:rFonts w:ascii="Open Sans" w:cs="Open Sans" w:eastAsia="Open Sans" w:hAnsi="Open Sans"/>
@@ -2740,7 +2920,7 @@
             <w:pPr>
               <w:numPr>
                 <w:ilvl w:val="0"/>
-                <w:numId w:val="11"/>
+                <w:numId w:val="12"/>
               </w:numPr>
               <w:spacing w:after="0" w:before="0" w:line="240" w:lineRule="auto"/>
               <w:ind w:left="720" w:right="0" w:hanging="360"/>
@@ -2786,7 +2966,7 @@
             <w:pPr>
               <w:numPr>
                 <w:ilvl w:val="0"/>
-                <w:numId w:val="11"/>
+                <w:numId w:val="12"/>
               </w:numPr>
               <w:spacing w:after="0" w:before="0" w:line="240" w:lineRule="auto"/>
               <w:ind w:left="720" w:right="0" w:hanging="360"/>
@@ -2832,7 +3012,7 @@
             <w:pPr>
               <w:numPr>
                 <w:ilvl w:val="0"/>
-                <w:numId w:val="11"/>
+                <w:numId w:val="12"/>
               </w:numPr>
               <w:spacing w:after="0" w:before="0" w:line="240" w:lineRule="auto"/>
               <w:ind w:left="720" w:right="0" w:hanging="360"/>
@@ -2899,7 +3079,7 @@
             <w:pPr>
               <w:numPr>
                 <w:ilvl w:val="0"/>
-                <w:numId w:val="11"/>
+                <w:numId w:val="12"/>
               </w:numPr>
               <w:spacing w:after="0" w:before="0" w:line="240" w:lineRule="auto"/>
               <w:ind w:left="720" w:right="0" w:hanging="360"/>
@@ -2945,7 +3125,7 @@
             <w:pPr>
               <w:numPr>
                 <w:ilvl w:val="0"/>
-                <w:numId w:val="9"/>
+                <w:numId w:val="10"/>
               </w:numPr>
               <w:pBdr>
                 <w:top w:space="0" w:sz="0" w:val="nil"/>
@@ -2986,8 +3166,8 @@
                 <w:u w:val="none"/>
               </w:rPr>
             </w:pPr>
-            <w:bookmarkStart w:colFirst="0" w:colLast="0" w:name="_7zuywlxx9kzy" w:id="19"/>
-            <w:bookmarkEnd w:id="19"/>
+            <w:bookmarkStart w:colFirst="0" w:colLast="0" w:name="_7zuywlxx9kzy" w:id="20"/>
+            <w:bookmarkEnd w:id="20"/>
             <w:r>
               <w:rPr>
                 <w:rFonts w:ascii="Open Sans" w:cs="Open Sans" w:eastAsia="Open Sans" w:hAnsi="Open Sans"/>
@@ -3108,17 +3288,13 @@
               </w:rPr>
               <w:t xml:space="preserve">: Focused on delivering quality projects within deadlines.</w:t>
             </w:r>
-            <w:r>
-              <w:rPr>
-                <w:rtl w:val="0"/>
-              </w:rPr>
-            </w:r>
           </w:p>
           <w:p>
             <w:pPr>
               <w:spacing w:line="240" w:lineRule="auto"/>
               <w:rPr>
                 <w:rFonts w:ascii="Open Sans" w:cs="Open Sans" w:eastAsia="Open Sans" w:hAnsi="Open Sans"/>
+                <w:color w:val="000000"/>
                 <w:sz w:val="16"/>
                 <w:szCs w:val="16"/>
               </w:rPr>
@@ -3142,14 +3318,16 @@
               <w:shd w:fill="auto" w:val="clear"/>
               <w:spacing w:after="0" w:before="120" w:line="240" w:lineRule="auto"/>
               <w:rPr>
-                <w:sz w:val="16"/>
-                <w:szCs w:val="16"/>
-              </w:rPr>
-            </w:pPr>
-            <w:bookmarkStart w:colFirst="0" w:colLast="0" w:name="_3rdcrjn" w:id="20"/>
-            <w:bookmarkEnd w:id="20"/>
-            <w:r>
-              <w:rPr>
+                <w:color w:val="000000"/>
+                <w:sz w:val="16"/>
+                <w:szCs w:val="16"/>
+              </w:rPr>
+            </w:pPr>
+            <w:bookmarkStart w:colFirst="0" w:colLast="0" w:name="_3rdcrjn" w:id="21"/>
+            <w:bookmarkEnd w:id="21"/>
+            <w:r>
+              <w:rPr>
+                <w:color w:val="000000"/>
                 <w:sz w:val="16"/>
                 <w:szCs w:val="16"/>
                 <w:rtl w:val="0"/>
@@ -3227,14 +3405,16 @@
               <w:pStyle w:val="Heading1"/>
               <w:spacing w:before="120" w:lineRule="auto"/>
               <w:rPr>
-                <w:sz w:val="16"/>
-                <w:szCs w:val="16"/>
-              </w:rPr>
-            </w:pPr>
-            <w:bookmarkStart w:colFirst="0" w:colLast="0" w:name="_26in1rg" w:id="21"/>
-            <w:bookmarkEnd w:id="21"/>
-            <w:r>
-              <w:rPr>
+                <w:color w:val="000000"/>
+                <w:sz w:val="16"/>
+                <w:szCs w:val="16"/>
+              </w:rPr>
+            </w:pPr>
+            <w:bookmarkStart w:colFirst="0" w:colLast="0" w:name="_26in1rg" w:id="22"/>
+            <w:bookmarkEnd w:id="22"/>
+            <w:r>
+              <w:rPr>
+                <w:color w:val="000000"/>
                 <w:sz w:val="16"/>
                 <w:szCs w:val="16"/>
                 <w:rtl w:val="0"/>
@@ -3318,14 +3498,16 @@
               <w:shd w:fill="auto" w:val="clear"/>
               <w:spacing w:after="0" w:before="120" w:line="240" w:lineRule="auto"/>
               <w:rPr>
-                <w:sz w:val="16"/>
-                <w:szCs w:val="16"/>
-              </w:rPr>
-            </w:pPr>
-            <w:bookmarkStart w:colFirst="0" w:colLast="0" w:name="_lnxbz9" w:id="22"/>
-            <w:bookmarkEnd w:id="22"/>
-            <w:r>
-              <w:rPr>
+                <w:color w:val="000000"/>
+                <w:sz w:val="16"/>
+                <w:szCs w:val="16"/>
+              </w:rPr>
+            </w:pPr>
+            <w:bookmarkStart w:colFirst="0" w:colLast="0" w:name="_lnxbz9" w:id="23"/>
+            <w:bookmarkEnd w:id="23"/>
+            <w:r>
+              <w:rPr>
+                <w:color w:val="000000"/>
                 <w:sz w:val="16"/>
                 <w:szCs w:val="16"/>
                 <w:rtl w:val="0"/>
@@ -3436,7 +3618,6 @@
               <w:ind w:left="720" w:right="0" w:hanging="360"/>
               <w:rPr>
                 <w:color w:val="000000"/>
-                <w:u w:val="none"/>
               </w:rPr>
             </w:pPr>
             <w:r>
@@ -3732,31 +3913,101 @@
           </w:p>
           <w:p>
             <w:pPr>
+              <w:pStyle w:val="Heading4"/>
               <w:keepNext w:val="0"/>
               <w:keepLines w:val="0"/>
-              <w:widowControl w:val="0"/>
-              <w:pBdr>
-                <w:top w:space="0" w:sz="0" w:val="nil"/>
-                <w:left w:space="0" w:sz="0" w:val="nil"/>
-                <w:bottom w:space="0" w:sz="0" w:val="nil"/>
-                <w:right w:space="0" w:sz="0" w:val="nil"/>
-                <w:between w:space="0" w:sz="0" w:val="nil"/>
-              </w:pBdr>
-              <w:shd w:fill="auto" w:val="clear"/>
-              <w:spacing w:after="0" w:before="120" w:line="240" w:lineRule="auto"/>
-              <w:ind w:left="0" w:right="300" w:firstLine="0"/>
-              <w:jc w:val="left"/>
-              <w:rPr>
-                <w:rFonts w:ascii="Open Sans" w:cs="Open Sans" w:eastAsia="Open Sans" w:hAnsi="Open Sans"/>
-                <w:color w:val="000000"/>
-                <w:sz w:val="16"/>
-                <w:szCs w:val="16"/>
-              </w:rPr>
-            </w:pPr>
-            <w:r>
-              <w:rPr>
-                <w:rtl w:val="0"/>
-              </w:rPr>
+              <w:spacing w:after="0" w:before="0" w:line="240" w:lineRule="auto"/>
+              <w:rPr>
+                <w:rFonts w:ascii="Open Sans" w:cs="Open Sans" w:eastAsia="Open Sans" w:hAnsi="Open Sans"/>
+                <w:b w:val="1"/>
+                <w:color w:val="000000"/>
+                <w:sz w:val="20"/>
+                <w:szCs w:val="20"/>
+                <w:u w:val="none"/>
+              </w:rPr>
+            </w:pPr>
+            <w:bookmarkStart w:colFirst="0" w:colLast="0" w:name="_a1p9k8jvaunm" w:id="24"/>
+            <w:bookmarkEnd w:id="24"/>
+            <w:r>
+              <w:rPr>
+                <w:rFonts w:ascii="Open Sans" w:cs="Open Sans" w:eastAsia="Open Sans" w:hAnsi="Open Sans"/>
+                <w:b w:val="1"/>
+                <w:color w:val="000000"/>
+                <w:sz w:val="20"/>
+                <w:szCs w:val="20"/>
+                <w:u w:val="none"/>
+                <w:rtl w:val="0"/>
+              </w:rPr>
+              <w:t xml:space="preserve">       6.     Decentralized Application (DApp) Development with React, Hardhat, and Solidity</w:t>
+            </w:r>
+          </w:p>
+          <w:p>
+            <w:pPr>
+              <w:spacing w:after="0" w:before="0" w:line="240" w:lineRule="auto"/>
+              <w:ind w:right="0"/>
+              <w:rPr>
+                <w:rFonts w:ascii="Open Sans" w:cs="Open Sans" w:eastAsia="Open Sans" w:hAnsi="Open Sans"/>
+                <w:b w:val="1"/>
+                <w:color w:val="000000"/>
+              </w:rPr>
+            </w:pPr>
+            <w:r>
+              <w:rPr>
+                <w:rFonts w:ascii="Open Sans" w:cs="Open Sans" w:eastAsia="Open Sans" w:hAnsi="Open Sans"/>
+                <w:b w:val="1"/>
+                <w:color w:val="000000"/>
+                <w:rtl w:val="0"/>
+              </w:rPr>
+              <w:t xml:space="preserve">Ongoing…</w:t>
+            </w:r>
+          </w:p>
+          <w:p>
+            <w:pPr>
+              <w:spacing w:after="0" w:before="0" w:line="240" w:lineRule="auto"/>
+              <w:ind w:right="0"/>
+              <w:rPr>
+                <w:rFonts w:ascii="Open Sans" w:cs="Open Sans" w:eastAsia="Open Sans" w:hAnsi="Open Sans"/>
+                <w:b w:val="1"/>
+                <w:color w:val="000000"/>
+              </w:rPr>
+            </w:pPr>
+            <w:r>
+              <w:rPr>
+                <w:rtl w:val="0"/>
+              </w:rPr>
+            </w:r>
+          </w:p>
+          <w:p>
+            <w:pPr>
+              <w:spacing w:after="0" w:before="0" w:line="240" w:lineRule="auto"/>
+              <w:ind w:right="0"/>
+              <w:rPr>
+                <w:rFonts w:ascii="Open Sans" w:cs="Open Sans" w:eastAsia="Open Sans" w:hAnsi="Open Sans"/>
+                <w:color w:val="000000"/>
+                <w:sz w:val="16"/>
+                <w:szCs w:val="16"/>
+              </w:rPr>
+            </w:pPr>
+            <w:r>
+              <w:rPr>
+                <w:rFonts w:ascii="Open Sans" w:cs="Open Sans" w:eastAsia="Open Sans" w:hAnsi="Open Sans"/>
+                <w:b w:val="1"/>
+                <w:color w:val="000000"/>
+                <w:sz w:val="16"/>
+                <w:szCs w:val="16"/>
+                <w:rtl w:val="0"/>
+              </w:rPr>
+              <w:t xml:space="preserve">Description:</w:t>
+            </w:r>
+            <w:r>
+              <w:rPr>
+                <w:rFonts w:ascii="Open Sans" w:cs="Open Sans" w:eastAsia="Open Sans" w:hAnsi="Open Sans"/>
+                <w:color w:val="000000"/>
+                <w:sz w:val="16"/>
+                <w:szCs w:val="16"/>
+                <w:rtl w:val="0"/>
+              </w:rPr>
+              <w:t xml:space="preserve"> Currently developing a DApp leveraging Ethereum smart contracts for a decentralized experience. The application is powered by a React frontend and integrates Hardhat for Solidity smart contract development, enabling secure, trustless interactions on the blockchain.</w:t>
             </w:r>
           </w:p>
         </w:tc>
@@ -3776,6 +4027,7 @@
         <w:spacing w:after="0" w:before="120" w:line="240" w:lineRule="auto"/>
         <w:rPr>
           <w:rFonts w:ascii="Open Sans" w:cs="Open Sans" w:eastAsia="Open Sans" w:hAnsi="Open Sans"/>
+          <w:color w:val="000000"/>
           <w:sz w:val="16"/>
           <w:szCs w:val="16"/>
         </w:rPr>
@@ -4027,6 +4279,8 @@
         <w:ind w:left="720" w:hanging="360"/>
       </w:pPr>
       <w:rPr>
+        <w:sz w:val="22"/>
+        <w:szCs w:val="22"/>
         <w:u w:val="none"/>
       </w:rPr>
     </w:lvl>
@@ -4681,7 +4935,7 @@
     <w:lvl w:ilvl="0">
       <w:start w:val="1"/>
       <w:numFmt w:val="bullet"/>
-      <w:lvlText w:val="​"/>
+      <w:lvlText w:val="●"/>
       <w:lvlJc w:val="left"/>
       <w:pPr>
         <w:ind w:left="720" w:hanging="360"/>
@@ -4791,7 +5045,7 @@
     <w:lvl w:ilvl="0">
       <w:start w:val="1"/>
       <w:numFmt w:val="bullet"/>
-      <w:lvlText w:val="●"/>
+      <w:lvlText w:val="​"/>
       <w:lvlJc w:val="left"/>
       <w:pPr>
         <w:ind w:left="720" w:hanging="360"/>
